--- a/CONFIRMATION_LETTER_Template - New.docx
+++ b/CONFIRMATION_LETTER_Template - New.docx
@@ -111,15 +111,8 @@
         </w:rPr>
         <w:tab/>
       </w:r>
-      <w:r>
-        <w:rPr>
-          <w:b/>
-          <w:bCs/>
-          <w:sz w:val="24"/>
-          <w:szCs w:val="24"/>
-        </w:rPr>
-        <w:tab/>
-      </w:r>
+      <w:bookmarkStart w:id="0" w:name="_GoBack"/>
+      <w:bookmarkEnd w:id="0"/>
       <w:r>
         <w:rPr>
           <w:b/>
@@ -335,8 +328,6 @@
         </w:rPr>
         <w:t>CONFIRMATION OF ASYLUM SEEKER STATUS</w:t>
       </w:r>
-      <w:bookmarkStart w:id="0" w:name="_GoBack"/>
-      <w:bookmarkEnd w:id="0"/>
     </w:p>
     <w:p>
       <w:pPr>
@@ -785,36 +776,16 @@
           <w:sz w:val="24"/>
           <w:szCs w:val="24"/>
         </w:rPr>
-        <w:t>Rod Maxwell (IPSA</w:t>
-      </w:r>
-      <w:proofErr w:type="gramStart"/>
-      <w:r>
-        <w:rPr>
-          <w:b/>
-          <w:bCs/>
-          <w:sz w:val="24"/>
-          <w:szCs w:val="24"/>
-        </w:rPr>
-        <w:t>)</w:t>
-      </w:r>
-      <w:r>
-        <w:rPr>
-          <w:b/>
-          <w:bCs/>
-          <w:sz w:val="24"/>
-          <w:szCs w:val="24"/>
-        </w:rPr>
-        <w:t xml:space="preserve">  _</w:t>
-      </w:r>
-      <w:proofErr w:type="gramEnd"/>
-      <w:r>
-        <w:rPr>
-          <w:b/>
-          <w:bCs/>
-          <w:sz w:val="24"/>
-          <w:szCs w:val="24"/>
-        </w:rPr>
-        <w:t>______________</w:t>
+        <w:t>Rod Maxwell (IPSA)</w:t>
+      </w:r>
+      <w:r>
+        <w:rPr>
+          <w:b/>
+          <w:bCs/>
+          <w:sz w:val="24"/>
+          <w:szCs w:val="24"/>
+        </w:rPr>
+        <w:t xml:space="preserve">  _______________</w:t>
       </w:r>
     </w:p>
     <w:p>
@@ -839,30 +810,14 @@
           <w:sz w:val="24"/>
           <w:szCs w:val="24"/>
         </w:rPr>
-        <w:t xml:space="preserve">CEO, SA Migration International — Reg. Migration Practitioner </w:t>
-      </w:r>
-      <w:proofErr w:type="gramStart"/>
-      <w:r>
-        <w:rPr>
-          <w:sz w:val="24"/>
-          <w:szCs w:val="24"/>
-        </w:rPr>
-        <w:t>IP</w:t>
-      </w:r>
-      <w:r>
-        <w:rPr>
-          <w:sz w:val="24"/>
-          <w:szCs w:val="24"/>
-        </w:rPr>
-        <w:t>(</w:t>
-      </w:r>
-      <w:proofErr w:type="gramEnd"/>
-      <w:r>
-        <w:rPr>
-          <w:sz w:val="24"/>
-          <w:szCs w:val="24"/>
-        </w:rPr>
-        <w:t>SA) No. 2004/01/0067 (DHA)</w:t>
+        <w:t>CEO, SA Migration International — Reg. Migration Practitioner IP</w:t>
+      </w:r>
+      <w:r>
+        <w:rPr>
+          <w:sz w:val="24"/>
+          <w:szCs w:val="24"/>
+        </w:rPr>
+        <w:t>(SA) No. 2004/01/0067 (DHA)</w:t>
       </w:r>
     </w:p>
     <w:p>
@@ -883,25 +838,7 @@
           <w:sz w:val="24"/>
           <w:szCs w:val="24"/>
         </w:rPr>
-        <w:t xml:space="preserve">47 Strand Street, Cape </w:t>
-      </w:r>
-      <w:proofErr w:type="gramStart"/>
-      <w:r>
-        <w:rPr>
-          <w:color w:val="555555"/>
-          <w:sz w:val="24"/>
-          <w:szCs w:val="24"/>
-        </w:rPr>
-        <w:t>Town  |</w:t>
-      </w:r>
-      <w:proofErr w:type="gramEnd"/>
-      <w:r>
-        <w:rPr>
-          <w:color w:val="555555"/>
-          <w:sz w:val="24"/>
-          <w:szCs w:val="24"/>
-        </w:rPr>
-        <w:t xml:space="preserve">  Office: 082 373 8415 / 064 126 3073 / 074 036 6127  |  rod@sami.co.za  |  www.sami.co.za</w:t>
+        <w:t>47 Strand Street, Cape Town  |  Office: 082 373 8415 / 064 126 3073 / 074 036 6127  |  rod@sami.co.za  |  www.sami.co.za</w:t>
       </w:r>
     </w:p>
     <w:sectPr>
